--- a/docs/feasibility/03_Managed-Marketplace-Operations_Feasibility-Study.docx
+++ b/docs/feasibility/03_Managed-Marketplace-Operations_Feasibility-Study.docx
@@ -3526,7 +3526,41 @@
                 <w:sz w:val="20"/>
                 <w:szCs w:val="20"/>
               </w:rPr>
-              <w:t xml:space="preserve">Not applicable — two partners.</w:t>
+              <w:t xml:space="preserve">Automatum and OBP propose Managed Marketplace Operations: a twelve-month retainer that gets a listing live and then operates it at volume, priced $1,500 / $3,000 / $6,000 a month.</w:t>
+            </w:r>
+          </w:p>
+          <w:p>
+            <w:pPr>
+              <w:rPr>
+                <w:rFonts w:ascii="Amazon Ember" w:hAnsi="Amazon Ember" w:cs="Amazon Ember"/>
+                <w:sz w:val="20"/>
+                <w:szCs w:val="20"/>
+              </w:rPr>
+            </w:pPr>
+            <w:r>
+              <w:rPr>
+                <w:rFonts w:ascii="Amazon Ember" w:hAnsi="Amazon Ember" w:cs="Amazon Ember"/>
+                <w:sz w:val="20"/>
+                <w:szCs w:val="20"/>
+              </w:rPr>
+              <w:t xml:space="preserve">All nine services are delivered at every rung — compliance engineering, listing engineering, and the offer desk and reporting. Volume, turnaround and review cadence set the rung rather than scope. Pricing is on throughput: the rungs track the included offer band, at the same rate per included offer at each.</w:t>
+            </w:r>
+          </w:p>
+          <w:p>
+            <w:pPr>
+              <w:rPr>
+                <w:rFonts w:ascii="Amazon Ember" w:hAnsi="Amazon Ember" w:cs="Amazon Ember"/>
+                <w:sz w:val="20"/>
+                <w:szCs w:val="20"/>
+              </w:rPr>
+            </w:pPr>
+            <w:r>
+              <w:rPr>
+                <w:rFonts w:ascii="Amazon Ember" w:hAnsi="Amazon Ember" w:cs="Amazon Ember"/>
+                <w:sz w:val="20"/>
+                <w:szCs w:val="20"/>
+              </w:rPr>
+              <w:t xml:space="preserve">The solution is proposed for wave two, following evidence from a completed Milestone 1.</w:t>
             </w:r>
           </w:p>
         </w:tc>
@@ -3580,7 +3614,58 @@
                 <w:sz w:val="20"/>
                 <w:szCs w:val="20"/>
               </w:rPr>
-              <w:t xml:space="preserve">Not applicable — two partners.</w:t>
+              <w:t xml:space="preserve">Final delivery is a live, operated AWS Marketplace listing, transacting at the volume the rung provides for, with a written service level issued at onboarding, twelve monthly operating packs and an annual state-of-the-listing review.</w:t>
+            </w:r>
+          </w:p>
+          <w:p>
+            <w:pPr>
+              <w:rPr>
+                <w:rFonts w:ascii="Amazon Ember" w:hAnsi="Amazon Ember" w:cs="Amazon Ember"/>
+                <w:sz w:val="20"/>
+                <w:szCs w:val="20"/>
+              </w:rPr>
+            </w:pPr>
+            <w:r>
+              <w:rPr>
+                <w:rFonts w:ascii="Amazon Ember" w:hAnsi="Amazon Ember" w:cs="Amazon Ember"/>
+                <w:sz w:val="20"/>
+                <w:szCs w:val="20"/>
+              </w:rPr>
+              <w:t xml:space="preserve">Nine services at every rung: a Well-Architected Framework Review conducted and findings remediated — the FTR takes a completed WAFR as its input, so compliance engineering runs before the listing is built; the FTR prepared and submitted; the listing built, configured and taken through publication; architecture diagrams maintained in AMMP to evidence the "Deployed on AWS" badge; CRM integration configured for Marketplace offers and subscriptions; a private offer desk operating direct offers and CPPOs; listing configuration changes inside the rung's turnaround; and monthly reporting on offers, Marketplace revenue and listing health.</w:t>
+            </w:r>
+          </w:p>
+          <w:p>
+            <w:pPr>
+              <w:rPr>
+                <w:rFonts w:ascii="Amazon Ember" w:hAnsi="Amazon Ember" w:cs="Amazon Ember"/>
+                <w:sz w:val="20"/>
+                <w:szCs w:val="20"/>
+              </w:rPr>
+            </w:pPr>
+            <w:r>
+              <w:rPr>
+                <w:rFonts w:ascii="Amazon Ember" w:hAnsi="Amazon Ember" w:cs="Amazon Ember"/>
+                <w:sz w:val="20"/>
+                <w:szCs w:val="20"/>
+              </w:rPr>
+              <w:t xml:space="preserve">Rung depth: one, two or four Well-Architected reviews; up to 50, 100 or 200 offers operated per year; listing configuration changes in five, three or one business days.</w:t>
+            </w:r>
+          </w:p>
+          <w:p>
+            <w:pPr>
+              <w:rPr>
+                <w:rFonts w:ascii="Amazon Ember" w:hAnsi="Amazon Ember" w:cs="Amazon Ember"/>
+                <w:sz w:val="20"/>
+                <w:szCs w:val="20"/>
+              </w:rPr>
+            </w:pPr>
+            <w:r>
+              <w:rPr>
+                <w:rFonts w:ascii="Amazon Ember" w:hAnsi="Amazon Ember" w:cs="Amazon Ember"/>
+                <w:sz w:val="20"/>
+                <w:szCs w:val="20"/>
+              </w:rPr>
+              <w:t xml:space="preserve">This solution includes the listing work the Marketplace Compliance Accelerator also delivers. See Findings and recommendations for how the two are positioned.</w:t>
             </w:r>
           </w:p>
         </w:tc>
@@ -3636,7 +3721,41 @@
                 <w:sz w:val="20"/>
                 <w:szCs w:val="20"/>
               </w:rPr>
-              <w:t xml:space="preserve">Not applicable — two partners.</w:t>
+              <w:t xml:space="preserve">Delivery is professional services against AWS-operated systems; there is no new software to build.</w:t>
+            </w:r>
+          </w:p>
+          <w:p>
+            <w:pPr>
+              <w:rPr>
+                <w:rFonts w:ascii="Amazon Ember" w:hAnsi="Amazon Ember" w:cs="Amazon Ember"/>
+                <w:sz w:val="20"/>
+                <w:szCs w:val="20"/>
+              </w:rPr>
+            </w:pPr>
+            <w:r>
+              <w:rPr>
+                <w:rFonts w:ascii="Amazon Ember" w:hAnsi="Amazon Ember" w:cs="Amazon Ember"/>
+                <w:sz w:val="20"/>
+                <w:szCs w:val="20"/>
+              </w:rPr>
+              <w:t xml:space="preserve">AWS supplies Marketplace, AMMP, the Well-Architected tool, the FTR process and the CPPO mechanism. Automatum supplies the listing, issues every private offer as seller of record, and provides the CRM and Partner Central integrations. OBP supplies compliance engineering, the offer desk, listing configuration and reporting.</w:t>
+            </w:r>
+          </w:p>
+          <w:p>
+            <w:pPr>
+              <w:rPr>
+                <w:rFonts w:ascii="Amazon Ember" w:hAnsi="Amazon Ember" w:cs="Amazon Ember"/>
+                <w:sz w:val="20"/>
+                <w:szCs w:val="20"/>
+              </w:rPr>
+            </w:pPr>
+            <w:r>
+              <w:rPr>
+                <w:rFonts w:ascii="Amazon Ember" w:hAnsi="Amazon Ember" w:cs="Amazon Ember"/>
+                <w:sz w:val="20"/>
+                <w:szCs w:val="20"/>
+              </w:rPr>
+              <w:t xml:space="preserve">OBP drafts and submits offers; Automatum issues them. Every issue turnaround here is committed only where Automatum's matching internal turnaround is in place. [CRM platforms Automatum's integration supports — to confirm.] No component is used that is not listed here. Licence cost recovery sits inside the engagement fee.</w:t>
             </w:r>
           </w:p>
         </w:tc>
@@ -3692,7 +3811,41 @@
                 <w:sz w:val="20"/>
                 <w:szCs w:val="20"/>
               </w:rPr>
-              <w:t xml:space="preserve">Not applicable — two partners.</w:t>
+              <w:t xml:space="preserve">Target market: ISVs transacting on AWS Marketplace at volume, or intending to, without dedicated Marketplace operations staff.</w:t>
+            </w:r>
+          </w:p>
+          <w:p>
+            <w:pPr>
+              <w:rPr>
+                <w:rFonts w:ascii="Amazon Ember" w:hAnsi="Amazon Ember" w:cs="Amazon Ember"/>
+                <w:sz w:val="20"/>
+                <w:szCs w:val="20"/>
+              </w:rPr>
+            </w:pPr>
+            <w:r>
+              <w:rPr>
+                <w:rFonts w:ascii="Amazon Ember" w:hAnsi="Amazon Ember" w:cs="Amazon Ember"/>
+                <w:sz w:val="20"/>
+                <w:szCs w:val="20"/>
+              </w:rPr>
+              <w:t xml:space="preserve">Demand: driven by private offer volume. An ISV issuing offers at any material rate needs a desk.</w:t>
+            </w:r>
+          </w:p>
+          <w:p>
+            <w:pPr>
+              <w:rPr>
+                <w:rFonts w:ascii="Amazon Ember" w:hAnsi="Amazon Ember" w:cs="Amazon Ember"/>
+                <w:sz w:val="20"/>
+                <w:szCs w:val="20"/>
+              </w:rPr>
+            </w:pPr>
+            <w:r>
+              <w:rPr>
+                <w:rFonts w:ascii="Amazon Ember" w:hAnsi="Amazon Ember" w:cs="Amazon Ember"/>
+                <w:sz w:val="20"/>
+                <w:szCs w:val="20"/>
+              </w:rPr>
+              <w:t xml:space="preserve">Competitors: a Marketplace operations hire, AWS consulting partners offering listing management, and ISVs operating the desk in-house. The differentiator is a stated offer band with a stated turnaround, priced linearly against the band.</w:t>
             </w:r>
           </w:p>
         </w:tc>
@@ -3748,7 +3901,41 @@
                 <w:sz w:val="20"/>
                 <w:szCs w:val="20"/>
               </w:rPr>
-              <w:t xml:space="preserve">Not applicable — two partners.</w:t>
+              <w:t xml:space="preserve">The solution carries its own overview and deck, and lists under its own Solution ID.</w:t>
+            </w:r>
+          </w:p>
+          <w:p>
+            <w:pPr>
+              <w:rPr>
+                <w:rFonts w:ascii="Amazon Ember" w:hAnsi="Amazon Ember" w:cs="Amazon Ember"/>
+                <w:sz w:val="20"/>
+                <w:szCs w:val="20"/>
+              </w:rPr>
+            </w:pPr>
+            <w:r>
+              <w:rPr>
+                <w:rFonts w:ascii="Amazon Ember" w:hAnsi="Amazon Ember" w:cs="Amazon Ember"/>
+                <w:sz w:val="20"/>
+                <w:szCs w:val="20"/>
+              </w:rPr>
+              <w:t xml:space="preserve">Reach: AWS co-sell through ACE, with five ACE opportunity submissions committed for this solution; joint outbound from both partners; and referral from the Accelerator, whose customers have a live listing and a reason to want it operated.</w:t>
+            </w:r>
+          </w:p>
+          <w:p>
+            <w:pPr>
+              <w:rPr>
+                <w:rFonts w:ascii="Amazon Ember" w:hAnsi="Amazon Ember" w:cs="Amazon Ember"/>
+                <w:sz w:val="20"/>
+                <w:szCs w:val="20"/>
+              </w:rPr>
+            </w:pPr>
+            <w:r>
+              <w:rPr>
+                <w:rFonts w:ascii="Amazon Ember" w:hAnsi="Amazon Ember" w:cs="Amazon Ember"/>
+                <w:sz w:val="20"/>
+                <w:szCs w:val="20"/>
+              </w:rPr>
+              <w:t xml:space="preserve">[Sponsored AWS marketing campaign participation — to confirm.]</w:t>
             </w:r>
           </w:p>
         </w:tc>
@@ -3804,7 +3991,41 @@
                 <w:sz w:val="20"/>
                 <w:szCs w:val="20"/>
               </w:rPr>
-              <w:t xml:space="preserve">Not applicable — two partners.</w:t>
+              <w:t xml:space="preserve">OBP staffs a named operations owner and a named backup, with the desk open across a stated coverage window. The top rung's increment is coverage and response band rather than headcount.</w:t>
+            </w:r>
+          </w:p>
+          <w:p>
+            <w:pPr>
+              <w:rPr>
+                <w:rFonts w:ascii="Amazon Ember" w:hAnsi="Amazon Ember" w:cs="Amazon Ember"/>
+                <w:sz w:val="20"/>
+                <w:szCs w:val="20"/>
+              </w:rPr>
+            </w:pPr>
+            <w:r>
+              <w:rPr>
+                <w:rFonts w:ascii="Amazon Ember" w:hAnsi="Amazon Ember" w:cs="Amazon Ember"/>
+                <w:sz w:val="20"/>
+                <w:szCs w:val="20"/>
+              </w:rPr>
+              <w:t xml:space="preserve">Every turnaround here is a staffing commitment and is to be capacity-tested before publication. [Desk coverage window and time zone, and accounts per owner — to confirm.]</w:t>
+            </w:r>
+          </w:p>
+          <w:p>
+            <w:pPr>
+              <w:rPr>
+                <w:rFonts w:ascii="Amazon Ember" w:hAnsi="Amazon Ember" w:cs="Amazon Ember"/>
+                <w:sz w:val="20"/>
+                <w:szCs w:val="20"/>
+              </w:rPr>
+            </w:pPr>
+            <w:r>
+              <w:rPr>
+                <w:rFonts w:ascii="Amazon Ember" w:hAnsi="Amazon Ember" w:cs="Amazon Ember"/>
+                <w:sz w:val="20"/>
+                <w:szCs w:val="20"/>
+              </w:rPr>
+              <w:t xml:space="preserve">Hiring is anticipated at [volume threshold — to model].</w:t>
             </w:r>
           </w:p>
         </w:tc>
@@ -3861,7 +4082,41 @@
                 <w:sz w:val="20"/>
                 <w:szCs w:val="20"/>
               </w:rPr>
-              <w:t xml:space="preserve">Not applicable — two partners.</w:t>
+              <w:t xml:space="preserve">Wave two of a two-wave submission sequence, submitted alongside Managed Partner Development, opening on wave one's Milestone 1 approval.</w:t>
+            </w:r>
+          </w:p>
+          <w:p>
+            <w:pPr>
+              <w:rPr>
+                <w:rFonts w:ascii="Amazon Ember" w:hAnsi="Amazon Ember" w:cs="Amazon Ember"/>
+                <w:sz w:val="20"/>
+                <w:szCs w:val="20"/>
+              </w:rPr>
+            </w:pPr>
+            <w:r>
+              <w:rPr>
+                <w:rFonts w:ascii="Amazon Ember" w:hAnsi="Amazon Ember" w:cs="Amazon Ember"/>
+                <w:sz w:val="20"/>
+                <w:szCs w:val="20"/>
+              </w:rPr>
+              <w:t xml:space="preserve">Per engagement: a twelve-month term. The listing work runs at the start of the term; the operating cadence runs across all twelve months.</w:t>
+            </w:r>
+          </w:p>
+          <w:p>
+            <w:pPr>
+              <w:rPr>
+                <w:rFonts w:ascii="Amazon Ember" w:hAnsi="Amazon Ember" w:cs="Amazon Ember"/>
+                <w:sz w:val="20"/>
+                <w:szCs w:val="20"/>
+              </w:rPr>
+            </w:pPr>
+            <w:r>
+              <w:rPr>
+                <w:rFonts w:ascii="Amazon Ember" w:hAnsi="Amazon Ember" w:cs="Amazon Ember"/>
+                <w:sz w:val="20"/>
+                <w:szCs w:val="20"/>
+              </w:rPr>
+              <w:t xml:space="preserve">Constraints: AWS's FTR review queue governs the publication date; AWS-mandated catalog and policy changes arrive on AWS's schedule and are assessed within the rung's turnaround, though landing them before an AWS deadline may require the customer's own engineering.</w:t>
             </w:r>
           </w:p>
         </w:tc>
@@ -3917,7 +4172,24 @@
                 <w:sz w:val="20"/>
                 <w:szCs w:val="20"/>
               </w:rPr>
-              <w:t xml:space="preserve">Not applicable — two partners.</w:t>
+              <w:t xml:space="preserve">List price $1,500 / $3,000 / $6,000 a month on a twelve-month term — $18,000, $36,000 and $72,000 across the term, against included offer bands of 50, 100 and 200 offers a year. The rate per included offer is identical at all three rungs.</w:t>
+            </w:r>
+          </w:p>
+          <w:p>
+            <w:pPr>
+              <w:rPr>
+                <w:rFonts w:ascii="Amazon Ember" w:hAnsi="Amazon Ember" w:cs="Amazon Ember"/>
+                <w:sz w:val="20"/>
+                <w:szCs w:val="20"/>
+              </w:rPr>
+            </w:pPr>
+            <w:r>
+              <w:rPr>
+                <w:rFonts w:ascii="Amazon Ember" w:hAnsi="Amazon Ember" w:cs="Amazon Ember"/>
+                <w:sz w:val="20"/>
+                <w:szCs w:val="20"/>
+              </w:rPr>
+              <w:t xml:space="preserve">Overflow rates above the included band are being set alongside the staffing model. Revenue split between the partners is under negotiation. [Volume forecast, retainer payment terms and margin — to supply.]</w:t>
             </w:r>
           </w:p>
         </w:tc>
@@ -3973,7 +4245,7 @@
                 <w:sz w:val="20"/>
                 <w:szCs w:val="20"/>
               </w:rPr>
-              <w:t xml:space="preserve">Not applicable — two partners.</w:t>
+              <w:t xml:space="preserve">[Insert architecture diagram — to supply.]</w:t>
             </w:r>
           </w:p>
         </w:tc>
@@ -4029,7 +4301,7 @@
                 <w:sz w:val="20"/>
                 <w:szCs w:val="20"/>
               </w:rPr>
-              <w:t xml:space="preserve">Not applicable — two partners.</w:t>
+              <w:t xml:space="preserve">[Initial customers involved in solution design, with ACE opportunity links where entered — to supply.]</w:t>
             </w:r>
           </w:p>
         </w:tc>
@@ -4085,7 +4357,41 @@
                 <w:sz w:val="20"/>
                 <w:szCs w:val="20"/>
               </w:rPr>
-              <w:t xml:space="preserve">Not applicable — two partners.</w:t>
+              <w:t xml:space="preserve">Both partners recommend proceeding, in wave two.</w:t>
+            </w:r>
+          </w:p>
+          <w:p>
+            <w:pPr>
+              <w:rPr>
+                <w:rFonts w:ascii="Amazon Ember" w:hAnsi="Amazon Ember" w:cs="Amazon Ember"/>
+                <w:sz w:val="20"/>
+                <w:szCs w:val="20"/>
+              </w:rPr>
+            </w:pPr>
+            <w:r>
+              <w:rPr>
+                <w:rFonts w:ascii="Amazon Ember" w:hAnsi="Amazon Ember" w:cs="Amazon Ember"/>
+                <w:sz w:val="20"/>
+                <w:szCs w:val="20"/>
+              </w:rPr>
+              <w:t xml:space="preserve">Findings: a repeatable solution with pricing that tracks its own included band. Two items require AWS attention. First, the Launch rung includes the same listing work the Marketplace Compliance Accelerator delivers as a fixed-fee project. Both are offered: the project is the route to a listing in 14 to 18 business days with nothing ongoing at $10,000; this retainer builds the listing and then operates it for twelve months at $18,000 across the term. Second, CPPO appears in both this solution and Managed Partner Development. The boundary is drawn as originated with partners there, executed on the listing here, and we ask AWS to confirm it.</w:t>
+            </w:r>
+          </w:p>
+          <w:p>
+            <w:pPr>
+              <w:rPr>
+                <w:rFonts w:ascii="Amazon Ember" w:hAnsi="Amazon Ember" w:cs="Amazon Ember"/>
+                <w:sz w:val="20"/>
+                <w:szCs w:val="20"/>
+              </w:rPr>
+            </w:pPr>
+            <w:r>
+              <w:rPr>
+                <w:rFonts w:ascii="Amazon Ember" w:hAnsi="Amazon Ember" w:cs="Amazon Ember"/>
+                <w:sz w:val="20"/>
+                <w:szCs w:val="20"/>
+              </w:rPr>
+              <w:t xml:space="preserve">Open before build: Automatum's back-to-back internal turnarounds, without which no response time here is publishable; the CPPO boundary; the CRM platforms supported; and the staffing model.</w:t>
             </w:r>
           </w:p>
         </w:tc>
@@ -4178,7 +4484,7 @@
                 <w:sz w:val="20"/>
                 <w:szCs w:val="20"/>
               </w:rPr>
-              <w:t xml:space="preserve">Not applicable — two partners.</w:t>
+              <w:t xml:space="preserve">OBP is first line of support for the desk, compliance engineering and reporting, through a named operations owner with a named backup. Automatum is first line for the listing itself, offer issuance and the seller-of-record position. OBP drafts offers and Automatum issues them; the handoff and its turnaround are [to agree].</w:t>
             </w:r>
           </w:p>
         </w:tc>
@@ -4232,7 +4538,7 @@
                 <w:sz w:val="20"/>
                 <w:szCs w:val="20"/>
               </w:rPr>
-              <w:t xml:space="preserve">Not applicable — two partners.</w:t>
+              <w:t xml:space="preserve">Both partners source, and AWS sources through ACE, where five opportunity submissions are committed for this solution. The Marketplace Compliance Accelerator is also a source: its customers finish with a live listing and a reason to have it operated. An opportunity belongs to exactly one solution and is registered against this Solution ID. Where a customer buys more than one of the four, the higher solution's commit column governs any overlap and the same work is not billed twice.</w:t>
             </w:r>
           </w:p>
         </w:tc>
@@ -4288,7 +4594,7 @@
                 <w:sz w:val="20"/>
                 <w:szCs w:val="20"/>
               </w:rPr>
-              <w:t xml:space="preserve">Not applicable — two partners.</w:t>
+              <w:t xml:space="preserve">Not yet. The revenue split on each line, the flow of funds and payment trigger, Marketplace fee treatment and milestone apportionment are on the agenda for a partner call and remain unsettled. One operational dependency gates publication: OBP cannot publish an offer-issue or listing-configuration turnaround until Automatum agrees a matching internal turnaround behind it.</w:t>
             </w:r>
           </w:p>
         </w:tc>

--- a/docs/feasibility/03_Managed-Marketplace-Operations_Feasibility-Study.docx
+++ b/docs/feasibility/03_Managed-Marketplace-Operations_Feasibility-Study.docx
@@ -1320,7 +1320,7 @@
                 <w:sz w:val="20"/>
                 <w:szCs w:val="20"/>
               </w:rPr>
-              <w:t xml:space="preserve">Yes. The buyer is a line-of-business persona (RevOps, deal desk or COO) and the outcome is directly top-line: the listing is the mechanism through which the ISV transacts on AWS, and the offer desk is what converts demand into issued offers and Marketplace revenue. It combines AWS components (Marketplace, AMMP, FTR, CPPO), Automatum's listing and seller-of-record position, and OBP's operations function. It replaces a Marketplace operations hire plus compliance engineering hours rather than supplying software.</w:t>
+              <w:t xml:space="preserve">Yes. The buyer is the CRO, co-sponsored by the COO, and the outcome is directly top-line: the listing is the mechanism through which the ISV transacts on AWS, and the offer desk converts demand into issued offers and Marketplace revenue. It combines AWS components (Marketplace, AMMP, FTR, CPPO), Automatum's listing and seller-of-record position, and OBP's operations function. It replaces a Marketplace operations hire plus compliance engineering hours rather than supplying software.</w:t>
             </w:r>
           </w:p>
         </w:tc>
@@ -1552,7 +1552,7 @@
                 <w:sz w:val="20"/>
                 <w:szCs w:val="20"/>
               </w:rPr>
-              <w:t xml:space="preserve">[RevOps / deal desk or COO] — to be validated against OBP's closed and in-flight deals.</w:t>
+              <w:t xml:space="preserve">[CRO] — the revenue owner whose private offers and Marketplace revenue run through the listing. [COO] co-sponsors where the listing is carried as an operational function. Both to be validated against OBP's closed and in-flight deals.</w:t>
             </w:r>
           </w:p>
         </w:tc>
@@ -3543,7 +3543,7 @@
                 <w:sz w:val="20"/>
                 <w:szCs w:val="20"/>
               </w:rPr>
-              <w:t xml:space="preserve">All nine services are delivered at every rung — compliance engineering, listing engineering, and the offer desk and reporting. Volume, turnaround and review cadence set the rung rather than scope. Pricing is on throughput: the rungs track the included offer band, at the same rate per included offer at each.</w:t>
+              <w:t xml:space="preserve">For the CRO the outcome is offers issued and revenue transacted at the volume the rung provides for. All nine services are delivered at every rung — compliance engineering, listing engineering, and the offer desk and reporting. Volume, turnaround and review cadence set the rung rather than scope. Pricing is on throughput: the rungs track the included offer band, at the same rate per included offer at each.</w:t>
             </w:r>
           </w:p>
           <w:p>
@@ -3811,7 +3811,7 @@
                 <w:sz w:val="20"/>
                 <w:szCs w:val="20"/>
               </w:rPr>
-              <w:t xml:space="preserve">Target market: ISVs transacting on AWS Marketplace at volume, or intending to, without dedicated Marketplace operations staff.</w:t>
+              <w:t xml:space="preserve">Target market: ISVs transacting on AWS Marketplace at volume, or intending to, where the revenue owner has no desk behind the listing.</w:t>
             </w:r>
           </w:p>
           <w:p>

--- a/docs/feasibility/03_Managed-Marketplace-Operations_Feasibility-Study.docx
+++ b/docs/feasibility/03_Managed-Marketplace-Operations_Feasibility-Study.docx
@@ -4233,19 +4233,49 @@
           </w:tcPr>
           <w:p>
             <w:pPr>
-              <w:rPr>
-                <w:rFonts w:ascii="Amazon Ember" w:hAnsi="Amazon Ember" w:cs="Amazon Ember"/>
-                <w:sz w:val="20"/>
-                <w:szCs w:val="20"/>
-              </w:rPr>
-            </w:pPr>
-            <w:r>
-              <w:rPr>
-                <w:rFonts w:ascii="Amazon Ember" w:hAnsi="Amazon Ember" w:cs="Amazon Ember"/>
-                <w:sz w:val="20"/>
-                <w:szCs w:val="20"/>
-              </w:rPr>
-              <w:t xml:space="preserve">[Insert architecture diagram — to supply.]</w:t>
+              <w:jc w:val="center"/>
+              <w:rPr>
+                <w:rFonts w:ascii="Amazon Ember" w:hAnsi="Amazon Ember" w:cs="Amazon Ember"/>
+                <w:sz w:val="20"/>
+                <w:szCs w:val="20"/>
+              </w:rPr>
+            </w:pPr>
+            <w:r>
+              <w:drawing xmlns:a="http://schemas.openxmlformats.org/drawingml/2006/main" xmlns:pic="http://schemas.openxmlformats.org/drawingml/2006/picture">
+                <wp:inline distT="0" distB="0" distL="0" distR="0">
+                  <wp:extent cx="5212080" cy="5294376"/>
+                  <wp:effectExtent l="0" t="0" r="0" b="0"/>
+                  <wp:docPr id="1001" name="03_Managed-Marketplace-Operations_architecture.png" descr="Four lanes — ISV customer, OBP, Automatum and AWS — drawn as a loop. An offer requested by the ISV's revenue team is drafted by OBP's offer desk, issued by Automatum as seller of record, and carried by AWS Marketplace as a private offer or CPPO to the buyer or channel partner. Marketplace and subscription data returns through Automatum's CRM and Partner Central integration into OBP's monthly operating pack."/>
+                  <wp:cNvGraphicFramePr>
+                    <a:graphicFrameLocks noChangeAspect="1"/>
+                  </wp:cNvGraphicFramePr>
+                  <a:graphic>
+                    <a:graphicData uri="http://schemas.openxmlformats.org/drawingml/2006/picture">
+                      <pic:pic>
+                        <pic:nvPicPr>
+                          <pic:cNvPr id="1001" name="03_Managed-Marketplace-Operations_architecture.png" descr="Four lanes — ISV customer, OBP, Automatum and AWS — drawn as a loop. An offer requested by the ISV's revenue team is drafted by OBP's offer desk, issued by Automatum as seller of record, and carried by AWS Marketplace as a private offer or CPPO to the buyer or channel partner. Marketplace and subscription data returns through Automatum's CRM and Partner Central integration into OBP's monthly operating pack."/>
+                          <pic:cNvPicPr/>
+                        </pic:nvPicPr>
+                        <pic:blipFill>
+                          <a:blip r:embed="rId12"/>
+                          <a:stretch>
+                            <a:fillRect/>
+                          </a:stretch>
+                        </pic:blipFill>
+                        <pic:spPr>
+                          <a:xfrm>
+                            <a:off x="0" y="0"/>
+                            <a:ext cx="5212080" cy="5294376"/>
+                          </a:xfrm>
+                          <a:prstGeom prst="rect">
+                            <a:avLst/>
+                          </a:prstGeom>
+                        </pic:spPr>
+                      </pic:pic>
+                    </a:graphicData>
+                  </a:graphic>
+                </wp:inline>
+              </w:drawing>
             </w:r>
           </w:p>
         </w:tc>

--- a/docs/feasibility/03_Managed-Marketplace-Operations_Feasibility-Study.docx
+++ b/docs/feasibility/03_Managed-Marketplace-Operations_Feasibility-Study.docx
@@ -1075,7 +1075,7 @@
                 <w:sz w:val="20"/>
                 <w:szCs w:val="20"/>
               </w:rPr>
-              <w:t xml:space="preserve">[Launch date — to confirm against the wave two submission schedule]</w:t>
+              <w:t xml:space="preserve">[Launch date — to confirm]</w:t>
             </w:r>
           </w:p>
         </w:tc>
@@ -1320,7 +1320,7 @@
                 <w:sz w:val="20"/>
                 <w:szCs w:val="20"/>
               </w:rPr>
-              <w:t xml:space="preserve">Yes. The buyer is the CRO, co-sponsored by the COO, and the outcome is directly top-line: the listing is the mechanism through which the ISV transacts on AWS, and the offer desk converts demand into issued offers and Marketplace revenue. It combines AWS components (Marketplace, AMMP, FTR, CPPO), Automatum's listing and seller-of-record position, and OBP's operations function. It replaces a Marketplace operations hire plus compliance engineering hours rather than supplying software.</w:t>
+              <w:t xml:space="preserve">Yes. The buyer is the CRO, co-sponsored by the COO, and the outcome is directly top-line: the listing is the mechanism through which the ISV transacts on AWS, and the offer desk converts demand the ISV already has into offers drafted and issued. The net new the ISV is after is revenue and customers won on Marketplace — deals that close because the offer reaches the buyer fast enough, and channel deals reachable through a CPPO. The rung sets the included offer band the desk operates, up to 50, 100 or 200 offers a year, and what the ISV pursues through each offer its buyer accepts is revenue booked on a subscription running through its own listing, an opportunity it can register in ACE, a customer relationship it holds on AWS, and its name in front of the AWS sellers working that account, at the top of its own funnel. It combines AWS components (Marketplace, AMMP, FTR, CPPO), Automatum's listing and seller-of-record position, and OBP's operations function. What it supplies is the offer desk and the compliance engineering behind the listing, staffed as a retainer.</w:t>
             </w:r>
           </w:p>
         </w:tc>
@@ -3543,24 +3543,24 @@
                 <w:sz w:val="20"/>
                 <w:szCs w:val="20"/>
               </w:rPr>
-              <w:t xml:space="preserve">For the CRO the outcome is offers issued and revenue transacted at the volume the rung provides for. All nine services are delivered at every rung — compliance engineering, listing engineering, and the offer desk and reporting. Volume, turnaround and review cadence set the rung rather than scope. Pricing is on throughput: the rungs track the included offer band, at the same rate per included offer at each.</w:t>
-            </w:r>
-          </w:p>
-          <w:p>
-            <w:pPr>
-              <w:rPr>
-                <w:rFonts w:ascii="Amazon Ember" w:hAnsi="Amazon Ember" w:cs="Amazon Ember"/>
-                <w:sz w:val="20"/>
-                <w:szCs w:val="20"/>
-              </w:rPr>
-            </w:pPr>
-            <w:r>
-              <w:rPr>
-                <w:rFonts w:ascii="Amazon Ember" w:hAnsi="Amazon Ember" w:cs="Amazon Ember"/>
-                <w:sz w:val="20"/>
-                <w:szCs w:val="20"/>
-              </w:rPr>
-              <w:t xml:space="preserve">The solution is proposed for wave two, following evidence from a completed Milestone 1.</w:t>
+              <w:t xml:space="preserve">For the CRO the outcome is what the ISV pursues on its own AWS Marketplace listing: net new revenue and net new customers, from offers issued at the volume the rung provides for and from channel deals a CPPO opens. For the COO it is the listing carried as an operating function, with a named owner behind it and a monthly view of offers, Marketplace revenue and listing health.</w:t>
+            </w:r>
+          </w:p>
+          <w:p>
+            <w:pPr>
+              <w:rPr>
+                <w:rFonts w:ascii="Amazon Ember" w:hAnsi="Amazon Ember" w:cs="Amazon Ember"/>
+                <w:sz w:val="20"/>
+                <w:szCs w:val="20"/>
+              </w:rPr>
+            </w:pPr>
+            <w:r>
+              <w:rPr>
+                <w:rFonts w:ascii="Amazon Ember" w:hAnsi="Amazon Ember" w:cs="Amazon Ember"/>
+                <w:sz w:val="20"/>
+                <w:szCs w:val="20"/>
+              </w:rPr>
+              <w:t xml:space="preserve">All nine services are delivered at every rung — compliance engineering, listing engineering, and the offer desk and reporting. Volume, turnaround and review cadence set the rung. Pricing is on throughput: the rungs track the included offer band, at the same rate per included offer at each.</w:t>
             </w:r>
           </w:p>
         </w:tc>
@@ -3614,7 +3614,7 @@
                 <w:sz w:val="20"/>
                 <w:szCs w:val="20"/>
               </w:rPr>
-              <w:t xml:space="preserve">Final delivery is a live, operated AWS Marketplace listing, transacting at the volume the rung provides for, with a written service level issued at onboarding, twelve monthly operating packs and an annual state-of-the-listing review.</w:t>
+              <w:t xml:space="preserve">Final delivery is a live AWS Marketplace listing operated at the rung's volume, with a written service level issued at onboarding, twelve monthly operating packs and an annual state-of-the-listing review.</w:t>
             </w:r>
           </w:p>
           <w:p>
@@ -3649,23 +3649,6 @@
                 <w:szCs w:val="20"/>
               </w:rPr>
               <w:t xml:space="preserve">Rung depth: one, two or four Well-Architected reviews; up to 50, 100 or 200 offers operated per year; listing configuration changes in five, three or one business days.</w:t>
-            </w:r>
-          </w:p>
-          <w:p>
-            <w:pPr>
-              <w:rPr>
-                <w:rFonts w:ascii="Amazon Ember" w:hAnsi="Amazon Ember" w:cs="Amazon Ember"/>
-                <w:sz w:val="20"/>
-                <w:szCs w:val="20"/>
-              </w:rPr>
-            </w:pPr>
-            <w:r>
-              <w:rPr>
-                <w:rFonts w:ascii="Amazon Ember" w:hAnsi="Amazon Ember" w:cs="Amazon Ember"/>
-                <w:sz w:val="20"/>
-                <w:szCs w:val="20"/>
-              </w:rPr>
-              <w:t xml:space="preserve">This solution includes the listing work the Marketplace Compliance Accelerator also delivers. See Findings and recommendations for how the two are positioned.</w:t>
             </w:r>
           </w:p>
         </w:tc>
@@ -3721,7 +3704,7 @@
                 <w:sz w:val="20"/>
                 <w:szCs w:val="20"/>
               </w:rPr>
-              <w:t xml:space="preserve">Delivery is professional services against AWS-operated systems; there is no new software to build.</w:t>
+              <w:t xml:space="preserve">Delivery is professional services against AWS-operated systems; every software component the engagement uses is already built and in service.</w:t>
             </w:r>
           </w:p>
           <w:p>
@@ -3755,7 +3738,7 @@
                 <w:sz w:val="20"/>
                 <w:szCs w:val="20"/>
               </w:rPr>
-              <w:t xml:space="preserve">OBP drafts and submits offers; Automatum issues them. Every issue turnaround here is committed only where Automatum's matching internal turnaround is in place. [CRM platforms Automatum's integration supports — to confirm.] No component is used that is not listed here. Licence cost recovery sits inside the engagement fee.</w:t>
+              <w:t xml:space="preserve">OBP drafts and submits offers; Automatum issues them. Each issue turnaround here rests on a matching internal turnaround at Automatum. [CRM platforms Automatum's integration supports — to confirm.] The components listed above are the complete set for the engagement. Licence cost recovery sits inside the engagement fee.</w:t>
             </w:r>
           </w:p>
         </w:tc>
@@ -3811,41 +3794,41 @@
                 <w:sz w:val="20"/>
                 <w:szCs w:val="20"/>
               </w:rPr>
-              <w:t xml:space="preserve">Target market: ISVs transacting on AWS Marketplace at volume, or intending to, where the revenue owner has no desk behind the listing.</w:t>
-            </w:r>
-          </w:p>
-          <w:p>
-            <w:pPr>
-              <w:rPr>
-                <w:rFonts w:ascii="Amazon Ember" w:hAnsi="Amazon Ember" w:cs="Amazon Ember"/>
-                <w:sz w:val="20"/>
-                <w:szCs w:val="20"/>
-              </w:rPr>
-            </w:pPr>
-            <w:r>
-              <w:rPr>
-                <w:rFonts w:ascii="Amazon Ember" w:hAnsi="Amazon Ember" w:cs="Amazon Ember"/>
-                <w:sz w:val="20"/>
-                <w:szCs w:val="20"/>
-              </w:rPr>
-              <w:t xml:space="preserve">Demand: driven by private offer volume. An ISV issuing offers at any material rate needs a desk.</w:t>
-            </w:r>
-          </w:p>
-          <w:p>
-            <w:pPr>
-              <w:rPr>
-                <w:rFonts w:ascii="Amazon Ember" w:hAnsi="Amazon Ember" w:cs="Amazon Ember"/>
-                <w:sz w:val="20"/>
-                <w:szCs w:val="20"/>
-              </w:rPr>
-            </w:pPr>
-            <w:r>
-              <w:rPr>
-                <w:rFonts w:ascii="Amazon Ember" w:hAnsi="Amazon Ember" w:cs="Amazon Ember"/>
-                <w:sz w:val="20"/>
-                <w:szCs w:val="20"/>
-              </w:rPr>
-              <w:t xml:space="preserve">Competitors: a Marketplace operations hire, AWS consulting partners offering listing management, and ISVs operating the desk in-house. The differentiator is a stated offer band with a stated turnaround, priced linearly against the band.</w:t>
+              <w:t xml:space="preserve">Target market: ISVs transacting on AWS Marketplace at volume, or intending to, where the desk behind the listing is the piece the revenue owner buys in.</w:t>
+            </w:r>
+          </w:p>
+          <w:p>
+            <w:pPr>
+              <w:rPr>
+                <w:rFonts w:ascii="Amazon Ember" w:hAnsi="Amazon Ember" w:cs="Amazon Ember"/>
+                <w:sz w:val="20"/>
+                <w:szCs w:val="20"/>
+              </w:rPr>
+            </w:pPr>
+            <w:r>
+              <w:rPr>
+                <w:rFonts w:ascii="Amazon Ember" w:hAnsi="Amazon Ember" w:cs="Amazon Ember"/>
+                <w:sz w:val="20"/>
+                <w:szCs w:val="20"/>
+              </w:rPr>
+              <w:t xml:space="preserve">Demand: driven by private offer volume. An ISV issuing offers at any material rate needs a desk. Volume is what an ISV compounds on: renewals and expansions it pursues on its own listing, a co-sell record it can build in ACE, and AWS customer relationships it can carry into next year's pipeline.</w:t>
+            </w:r>
+          </w:p>
+          <w:p>
+            <w:pPr>
+              <w:rPr>
+                <w:rFonts w:ascii="Amazon Ember" w:hAnsi="Amazon Ember" w:cs="Amazon Ember"/>
+                <w:sz w:val="20"/>
+                <w:szCs w:val="20"/>
+              </w:rPr>
+            </w:pPr>
+            <w:r>
+              <w:rPr>
+                <w:rFonts w:ascii="Amazon Ember" w:hAnsi="Amazon Ember" w:cs="Amazon Ember"/>
+                <w:sz w:val="20"/>
+                <w:szCs w:val="20"/>
+              </w:rPr>
+              <w:t xml:space="preserve">Competitors: a Marketplace operations hire, AWS consulting partners offering listing management, and ISVs operating the desk in-house. The offer is a stated offer band with a stated turnaround, priced linearly against the band.</w:t>
             </w:r>
           </w:p>
         </w:tc>
@@ -3901,24 +3884,7 @@
                 <w:sz w:val="20"/>
                 <w:szCs w:val="20"/>
               </w:rPr>
-              <w:t xml:space="preserve">The solution carries its own overview and deck, and lists under its own Solution ID.</w:t>
-            </w:r>
-          </w:p>
-          <w:p>
-            <w:pPr>
-              <w:rPr>
-                <w:rFonts w:ascii="Amazon Ember" w:hAnsi="Amazon Ember" w:cs="Amazon Ember"/>
-                <w:sz w:val="20"/>
-                <w:szCs w:val="20"/>
-              </w:rPr>
-            </w:pPr>
-            <w:r>
-              <w:rPr>
-                <w:rFonts w:ascii="Amazon Ember" w:hAnsi="Amazon Ember" w:cs="Amazon Ember"/>
-                <w:sz w:val="20"/>
-                <w:szCs w:val="20"/>
-              </w:rPr>
-              <w:t xml:space="preserve">Reach: AWS co-sell through ACE, with five ACE opportunity submissions committed for this solution; joint outbound from both partners; and referral from the Accelerator, whose customers have a live listing and a reason to want it operated.</w:t>
+              <w:t xml:space="preserve">Reach: AWS co-sell through ACE, with five ACE opportunity submissions committed by the partners for this solution; and joint outbound from both partners.</w:t>
             </w:r>
           </w:p>
           <w:p>
@@ -3991,24 +3957,24 @@
                 <w:sz w:val="20"/>
                 <w:szCs w:val="20"/>
               </w:rPr>
-              <w:t xml:space="preserve">OBP staffs a named operations owner and a named backup, with the desk open across a stated coverage window. The top rung's increment is coverage and response band rather than headcount.</w:t>
-            </w:r>
-          </w:p>
-          <w:p>
-            <w:pPr>
-              <w:rPr>
-                <w:rFonts w:ascii="Amazon Ember" w:hAnsi="Amazon Ember" w:cs="Amazon Ember"/>
-                <w:sz w:val="20"/>
-                <w:szCs w:val="20"/>
-              </w:rPr>
-            </w:pPr>
-            <w:r>
-              <w:rPr>
-                <w:rFonts w:ascii="Amazon Ember" w:hAnsi="Amazon Ember" w:cs="Amazon Ember"/>
-                <w:sz w:val="20"/>
-                <w:szCs w:val="20"/>
-              </w:rPr>
-              <w:t xml:space="preserve">Every turnaround here is a staffing commitment and is to be capacity-tested before publication. [Desk coverage window and time zone, and accounts per owner — to confirm.]</w:t>
+              <w:t xml:space="preserve">OBP staffs a named operations owner and a named backup, with the desk open across a stated coverage window. The top rung's increment is coverage and response band.</w:t>
+            </w:r>
+          </w:p>
+          <w:p>
+            <w:pPr>
+              <w:rPr>
+                <w:rFonts w:ascii="Amazon Ember" w:hAnsi="Amazon Ember" w:cs="Amazon Ember"/>
+                <w:sz w:val="20"/>
+                <w:szCs w:val="20"/>
+              </w:rPr>
+            </w:pPr>
+            <w:r>
+              <w:rPr>
+                <w:rFonts w:ascii="Amazon Ember" w:hAnsi="Amazon Ember" w:cs="Amazon Ember"/>
+                <w:sz w:val="20"/>
+                <w:szCs w:val="20"/>
+              </w:rPr>
+              <w:t xml:space="preserve">Every turnaround at a rung is a staffing commitment. [Desk coverage window and time zone, and accounts per owner — to confirm.]</w:t>
             </w:r>
           </w:p>
           <w:p>
@@ -4082,23 +4048,6 @@
                 <w:sz w:val="20"/>
                 <w:szCs w:val="20"/>
               </w:rPr>
-              <w:t xml:space="preserve">Wave two of a two-wave submission sequence, submitted alongside Managed Partner Development, opening on wave one's Milestone 1 approval.</w:t>
-            </w:r>
-          </w:p>
-          <w:p>
-            <w:pPr>
-              <w:rPr>
-                <w:rFonts w:ascii="Amazon Ember" w:hAnsi="Amazon Ember" w:cs="Amazon Ember"/>
-                <w:sz w:val="20"/>
-                <w:szCs w:val="20"/>
-              </w:rPr>
-            </w:pPr>
-            <w:r>
-              <w:rPr>
-                <w:rFonts w:ascii="Amazon Ember" w:hAnsi="Amazon Ember" w:cs="Amazon Ember"/>
-                <w:sz w:val="20"/>
-                <w:szCs w:val="20"/>
-              </w:rPr>
               <w:t xml:space="preserve">Per engagement: a twelve-month term. The listing work runs at the start of the term; the operating cadence runs across all twelve months.</w:t>
             </w:r>
           </w:p>
@@ -4189,7 +4138,7 @@
                 <w:sz w:val="20"/>
                 <w:szCs w:val="20"/>
               </w:rPr>
-              <w:t xml:space="preserve">Overflow rates above the included band are being set alongside the staffing model. Revenue split between the partners is under negotiation. [Volume forecast, retainer payment terms and margin — to supply.]</w:t>
+              <w:t xml:space="preserve">[Overflow rates above the included band — to set.] [Volume forecast, retainer payment terms and margin — to supply.]</w:t>
             </w:r>
           </w:p>
         </w:tc>
@@ -4245,7 +4194,7 @@
                 <wp:inline distT="0" distB="0" distL="0" distR="0">
                   <wp:extent cx="5212080" cy="5294376"/>
                   <wp:effectExtent l="0" t="0" r="0" b="0"/>
-                  <wp:docPr id="1001" name="03_Managed-Marketplace-Operations_architecture.png" descr="Four lanes — ISV customer, OBP, Automatum and AWS — drawn as a loop. An offer requested by the ISV's revenue team is drafted by OBP's offer desk, issued by Automatum as seller of record, and carried by AWS Marketplace as a private offer or CPPO to the buyer or channel partner. Marketplace and subscription data returns through Automatum's CRM and Partner Central integration into OBP's monthly operating pack."/>
+                  <wp:docPr id="1001" name="03_Managed-Marketplace-Operations_architecture.png" descr="Four lanes — ISV customer, OBP, Automatum and AWS — drawn as a loop. An offer requested by the ISV's CRO is drafted by OBP's offer desk, issued by Automatum as seller of record, and carried by AWS Marketplace as a private offer or CPPO to the buyer or channel partner. Marketplace and subscription data returns through Automatum's CRM and Partner Central integration into OBP's monthly operating pack."/>
                   <wp:cNvGraphicFramePr>
                     <a:graphicFrameLocks noChangeAspect="1"/>
                   </wp:cNvGraphicFramePr>
@@ -4253,7 +4202,7 @@
                     <a:graphicData uri="http://schemas.openxmlformats.org/drawingml/2006/picture">
                       <pic:pic>
                         <pic:nvPicPr>
-                          <pic:cNvPr id="1001" name="03_Managed-Marketplace-Operations_architecture.png" descr="Four lanes — ISV customer, OBP, Automatum and AWS — drawn as a loop. An offer requested by the ISV's revenue team is drafted by OBP's offer desk, issued by Automatum as seller of record, and carried by AWS Marketplace as a private offer or CPPO to the buyer or channel partner. Marketplace and subscription data returns through Automatum's CRM and Partner Central integration into OBP's monthly operating pack."/>
+                          <pic:cNvPr id="1001" name="03_Managed-Marketplace-Operations_architecture.png" descr="Four lanes — ISV customer, OBP, Automatum and AWS — drawn as a loop. An offer requested by the ISV's CRO is drafted by OBP's offer desk, issued by Automatum as seller of record, and carried by AWS Marketplace as a private offer or CPPO to the buyer or channel partner. Marketplace and subscription data returns through Automatum's CRM and Partner Central integration into OBP's monthly operating pack."/>
                           <pic:cNvPicPr/>
                         </pic:nvPicPr>
                         <pic:blipFill>
@@ -4387,41 +4336,24 @@
                 <w:sz w:val="20"/>
                 <w:szCs w:val="20"/>
               </w:rPr>
-              <w:t xml:space="preserve">Both partners recommend proceeding, in wave two.</w:t>
-            </w:r>
-          </w:p>
-          <w:p>
-            <w:pPr>
-              <w:rPr>
-                <w:rFonts w:ascii="Amazon Ember" w:hAnsi="Amazon Ember" w:cs="Amazon Ember"/>
-                <w:sz w:val="20"/>
-                <w:szCs w:val="20"/>
-              </w:rPr>
-            </w:pPr>
-            <w:r>
-              <w:rPr>
-                <w:rFonts w:ascii="Amazon Ember" w:hAnsi="Amazon Ember" w:cs="Amazon Ember"/>
-                <w:sz w:val="20"/>
-                <w:szCs w:val="20"/>
-              </w:rPr>
-              <w:t xml:space="preserve">Findings: a repeatable solution with pricing that tracks its own included band. Two items require AWS attention. First, the Launch rung includes the same listing work the Marketplace Compliance Accelerator delivers as a fixed-fee project. Both are offered: the project is the route to a listing in 14 to 18 business days with nothing ongoing at $10,000; this retainer builds the listing and then operates it for twelve months at $18,000 across the term. Second, CPPO appears in both this solution and Managed Partner Development. The boundary is drawn as originated with partners there, executed on the listing here, and we ask AWS to confirm it.</w:t>
-            </w:r>
-          </w:p>
-          <w:p>
-            <w:pPr>
-              <w:rPr>
-                <w:rFonts w:ascii="Amazon Ember" w:hAnsi="Amazon Ember" w:cs="Amazon Ember"/>
-                <w:sz w:val="20"/>
-                <w:szCs w:val="20"/>
-              </w:rPr>
-            </w:pPr>
-            <w:r>
-              <w:rPr>
-                <w:rFonts w:ascii="Amazon Ember" w:hAnsi="Amazon Ember" w:cs="Amazon Ember"/>
-                <w:sz w:val="20"/>
-                <w:szCs w:val="20"/>
-              </w:rPr>
-              <w:t xml:space="preserve">Open before build: Automatum's back-to-back internal turnarounds, without which no response time here is publishable; the CPPO boundary; the CRM platforms supported; and the staffing model.</w:t>
+              <w:t xml:space="preserve">Both partners recommend proceeding.</w:t>
+            </w:r>
+          </w:p>
+          <w:p>
+            <w:pPr>
+              <w:rPr>
+                <w:rFonts w:ascii="Amazon Ember" w:hAnsi="Amazon Ember" w:cs="Amazon Ember"/>
+                <w:sz w:val="20"/>
+                <w:szCs w:val="20"/>
+              </w:rPr>
+            </w:pPr>
+            <w:r>
+              <w:rPr>
+                <w:rFonts w:ascii="Amazon Ember" w:hAnsi="Amazon Ember" w:cs="Amazon Ember"/>
+                <w:sz w:val="20"/>
+                <w:szCs w:val="20"/>
+              </w:rPr>
+              <w:t xml:space="preserve">Findings: the buyer is the CRO, co-sponsored by the COO, and the outcome is a top-line one — the net new revenue and net new customers the ISV pursues on its own listing. The solution is repeatable, and its pricing tracks its own included band.</w:t>
             </w:r>
           </w:p>
         </w:tc>
@@ -4514,7 +4446,7 @@
                 <w:sz w:val="20"/>
                 <w:szCs w:val="20"/>
               </w:rPr>
-              <w:t xml:space="preserve">OBP is first line of support for the desk, compliance engineering and reporting, through a named operations owner with a named backup. Automatum is first line for the listing itself, offer issuance and the seller-of-record position. OBP drafts offers and Automatum issues them; the handoff and its turnaround are [to agree].</w:t>
+              <w:t xml:space="preserve">OBP is first line of support for the desk, compliance engineering and reporting, through a named operations owner with a named backup. Automatum is first line for the listing itself, offer issuance and the seller-of-record position. The handoff between the two on an offer, and its turnaround, are [to agree].</w:t>
             </w:r>
           </w:p>
         </w:tc>
@@ -4568,7 +4500,7 @@
                 <w:sz w:val="20"/>
                 <w:szCs w:val="20"/>
               </w:rPr>
-              <w:t xml:space="preserve">Both partners source, and AWS sources through ACE, where five opportunity submissions are committed for this solution. The Marketplace Compliance Accelerator is also a source: its customers finish with a live listing and a reason to have it operated. An opportunity belongs to exactly one solution and is registered against this Solution ID. Where a customer buys more than one of the four, the higher solution's commit column governs any overlap and the same work is not billed twice.</w:t>
+              <w:t xml:space="preserve">Both partners source, and AWS sources through ACE, where five opportunity submissions are committed for this solution. An opportunity is registered against this Solution ID. The ISV's own deals reaching AWS co-sell are registered by the ISV under its own opportunity flow.</w:t>
             </w:r>
           </w:p>
         </w:tc>
@@ -4624,7 +4556,7 @@
                 <w:sz w:val="20"/>
                 <w:szCs w:val="20"/>
               </w:rPr>
-              <w:t xml:space="preserve">Not yet. The revenue split on each line, the flow of funds and payment trigger, Marketplace fee treatment and milestone apportionment are on the agenda for a partner call and remain unsettled. One operational dependency gates publication: OBP cannot publish an offer-issue or listing-configuration turnaround until Automatum agrees a matching internal turnaround behind it.</w:t>
+              <w:t xml:space="preserve">Not yet. The commercial terms between the partners cover the revenue split on each line, the flow of funds and payment trigger, Marketplace fee treatment and milestone apportionment. OBP publishes an offer-issue or listing-configuration turnaround once Automatum agrees a matching internal turnaround behind it.</w:t>
             </w:r>
           </w:p>
         </w:tc>
